--- a/paper/manuscript-05182026/scminer-viewer-manuscript.docx
+++ b/paper/manuscript-05182026/scminer-viewer-manuscript.docx
@@ -31,37 +31,47 @@
         </w:rPr>
         <w:t xml:space="preserve">Honglei Zhou¹, </w:t>
       </w:r>
-      <w:proofErr w:type="spellStart"/>
       <w:r>
         <w:rPr>
           <w:i/>
           <w:iCs/>
         </w:rPr>
-        <w:t>Yaoqi</w:t>
-      </w:r>
-      <w:proofErr w:type="spellEnd"/>
+        <w:t>xxx</w:t>
+      </w:r>
       <w:r>
         <w:rPr>
           <w:i/>
           <w:iCs/>
         </w:rPr>
-        <w:t xml:space="preserve"> Xia¹, Khoa Tran¹, </w:t>
-      </w:r>
-      <w:proofErr w:type="spellStart"/>
+        <w:t xml:space="preserve">¹, </w:t>
+      </w:r>
       <w:r>
         <w:rPr>
           <w:i/>
           <w:iCs/>
         </w:rPr>
-        <w:t>Qinfei</w:t>
-      </w:r>
-      <w:proofErr w:type="spellEnd"/>
+        <w:t>xxx</w:t>
+      </w:r>
       <w:r>
         <w:rPr>
           <w:i/>
           <w:iCs/>
         </w:rPr>
-        <w:t xml:space="preserve"> Pan¹</w:t>
+        <w:t xml:space="preserve">¹, </w:t>
+      </w:r>
+      <w:r>
+        <w:rPr>
+          <w:i/>
+          <w:iCs/>
+        </w:rPr>
+        <w:t>xxx</w:t>
+      </w:r>
+      <w:r>
+        <w:rPr>
+          <w:i/>
+          <w:iCs/>
+        </w:rPr>
+        <w:t>¹</w:t>
       </w:r>
       <w:r>
         <w:rPr>
